--- a/water-erp/apps/api/模板文件/中标通知书模板.docx
+++ b/water-erp/apps/api/模板文件/中标通知书模板.docx
@@ -284,7 +284,7 @@
         <w:rPr>
           <w:rFonts w:hint="eastAsia"/>
         </w:rPr>
-        <w:t>四川水发勘测设计研究有限公司</w:t>
+        <w:t>{{采购人名称}}</w:t>
       </w:r>
     </w:p>
     <w:p>
